--- a/assets/downloads/Candidate_Research_Submission_Sheets_Task2.docx
+++ b/assets/downloads/Candidate_Research_Submission_Sheets_Task2.docx
@@ -21,7 +21,7 @@
         </w:rPr>
         <w:t>Pearson Edexcel Functional Skills English Level 2 • Mandatory Advance Submission</w:t>
         <w:br/>
-        <w:t>Discussion Topic: Digital Monitoring vs Face-to-Face Consultations in Healthcare</w:t>
+        <w:t>Discussion Topic: Should Companies Move to a 4-Day Working Week?</w:t>
       </w:r>
     </w:p>
     <w:p/>
@@ -33,7 +33,7 @@
           <w:color w:val="0F172A"/>
           <w:sz w:val="24"/>
         </w:rPr>
-        <w:t>■ Candidate A: Constantin (Healthcare Support Worker)</w:t>
+        <w:t>■ Candidate A: Constantin (Customer Service &amp; Warehouse Focus)</w:t>
         <w:br/>
       </w:r>
       <w:r>
@@ -43,7 +43,7 @@
           <w:color w:val="2563EB"/>
           <w:sz w:val="20"/>
         </w:rPr>
-        <w:t>Verified Source: Royal College of Nursing (RCN) &amp; Trust Operational Audit</w:t>
+        <w:t>Prepared Research Source: Retail &amp; Warehouse Operational Experience</w:t>
         <w:br/>
       </w:r>
     </w:p>
@@ -56,7 +56,7 @@
           <w:rFonts w:ascii="Arial" w:hAnsi="Arial"/>
           <w:sz w:val="20"/>
         </w:rPr>
-        <w:t>• Focus: Clinical limitations of automated sensors vs physical examination.</w:t>
+        <w:t>• Focus: Physical fatigue, manual handling, and customer coverage.</w:t>
       </w:r>
     </w:p>
     <w:p>
@@ -68,7 +68,7 @@
           <w:rFonts w:ascii="Arial" w:hAnsi="Arial"/>
           <w:sz w:val="20"/>
         </w:rPr>
-        <w:t>• Evidence: RCN audit revealed 41% of early stage pressure ulcers missed on virtual reviews.</w:t>
+        <w:t>• Evidence: Warehouse staff walk 10-15 miles daily; 10-hour shifts increase strain and injuries.</w:t>
       </w:r>
     </w:p>
     <w:p>
@@ -80,7 +80,7 @@
           <w:rFonts w:ascii="Arial" w:hAnsi="Arial"/>
           <w:sz w:val="20"/>
         </w:rPr>
-        <w:t>• Case Example: Patient with normal sensor readings had severe bed-bound deterioration.</w:t>
+        <w:t>• Concern: Squeezing 40 hours into 4 days leaves staff exhausted on their extra day off.</w:t>
       </w:r>
     </w:p>
     <w:p>
@@ -92,7 +92,7 @@
           <w:rFonts w:ascii="Arial" w:hAnsi="Arial"/>
           <w:sz w:val="20"/>
         </w:rPr>
-        <w:t>• Conclusion: Sensors are an adjunct; face-to-face visits remain non-negotiable for frail adults.</w:t>
+        <w:t>• Conclusion: 4-day week is beneficial only if daily hours are kept reasonable and rest days are rotated.</w:t>
       </w:r>
     </w:p>
     <w:p/>
@@ -104,7 +104,7 @@
           <w:color w:val="0F172A"/>
           <w:sz w:val="24"/>
         </w:rPr>
-        <w:t>■ Candidate B: Thomas (Therapy Assistant)</w:t>
+        <w:t>■ Candidate B: Thomas (Retail Assistant)</w:t>
         <w:br/>
       </w:r>
       <w:r>
@@ -114,7 +114,7 @@
           <w:color w:val="2563EB"/>
           <w:sz w:val="20"/>
         </w:rPr>
-        <w:t>Verified Source: The King's Fund (2024): 'Digital Health in Practice'</w:t>
+        <w:t>Prepared Research Source: UK 4-Day Week Pilot Trial Findings (61 Companies)</w:t>
         <w:br/>
       </w:r>
     </w:p>
@@ -127,7 +127,7 @@
           <w:rFonts w:ascii="Arial" w:hAnsi="Arial"/>
           <w:sz w:val="20"/>
         </w:rPr>
-        <w:t>• Focus: System efficiency, hospital avoidance &amp; chronic disease monitoring.</w:t>
+        <w:t>• Focus: Staff wellbeing, productivity, and reduced sickness.</w:t>
       </w:r>
     </w:p>
     <w:p>
@@ -139,7 +139,7 @@
           <w:rFonts w:ascii="Arial" w:hAnsi="Arial"/>
           <w:sz w:val="20"/>
         </w:rPr>
-        <w:t>• Evidence: Telemetry reduced hospital readmissions by 22% for heart failure patients.</w:t>
+        <w:t>• Evidence: Staff sick days dropped by 65% across 61 companies.</w:t>
       </w:r>
     </w:p>
     <w:p>
@@ -151,7 +151,7 @@
           <w:rFonts w:ascii="Arial" w:hAnsi="Arial"/>
           <w:sz w:val="20"/>
         </w:rPr>
-        <w:t>• Evidence: Clinic 'Did Not Attend' (DNA) rates plummeted from 12% to under 4%.</w:t>
+        <w:t>• Evidence: Company revenue increased by 1.4% on average; 92% kept the policy permanently.</w:t>
       </w:r>
     </w:p>
     <w:p>
@@ -163,7 +163,7 @@
           <w:rFonts w:ascii="Arial" w:hAnsi="Arial"/>
           <w:sz w:val="20"/>
         </w:rPr>
-        <w:t>• Conclusion: Continuous daily physiological trends offer earlier warning than sporadic clinic visits.</w:t>
+        <w:t>• Conclusion: The '100:80:100' model (100% pay, 80% time, 100% output) works when meetings are streamlined.</w:t>
       </w:r>
     </w:p>
     <w:p/>
@@ -175,7 +175,7 @@
           <w:color w:val="0F172A"/>
           <w:sz w:val="24"/>
         </w:rPr>
-        <w:t>■ Candidate C: Amara (Care Co-ordinator)</w:t>
+        <w:t>■ Candidate C: Amara (Admin &amp; Operations Assistant)</w:t>
         <w:br/>
       </w:r>
       <w:r>
@@ -185,7 +185,7 @@
           <w:color w:val="2563EB"/>
           <w:sz w:val="20"/>
         </w:rPr>
-        <w:t>Verified Source: Healthwatch England &amp; Age UK Reports on Digital Exclusion</w:t>
+        <w:t>Prepared Research Source: Frontline Services &amp; Family Impact Studies</w:t>
         <w:br/>
       </w:r>
     </w:p>
@@ -198,7 +198,7 @@
           <w:rFonts w:ascii="Arial" w:hAnsi="Arial"/>
           <w:sz w:val="20"/>
         </w:rPr>
-        <w:t>• Focus: The digital divide, sensory barriers &amp; non-verbal safeguarding risks.</w:t>
+        <w:t>• Focus: Childcare schedules, school runs, and essential service cover.</w:t>
       </w:r>
     </w:p>
     <w:p>
@@ -210,7 +210,7 @@
           <w:rFonts w:ascii="Arial" w:hAnsi="Arial"/>
           <w:sz w:val="20"/>
         </w:rPr>
-        <w:t>• Evidence: 34% of service users aged 75+ lack digital literacy or smartphone access.</w:t>
+        <w:t>• Evidence: 8am-6pm days conflict directly with school pick-ups and affordable childcare.</w:t>
       </w:r>
     </w:p>
     <w:p>
@@ -222,7 +222,7 @@
           <w:rFonts w:ascii="Arial" w:hAnsi="Arial"/>
           <w:sz w:val="20"/>
         </w:rPr>
-        <w:t>• Evidence: Subtle safeguarding red flags (domestic abuse, self-neglect) cannot be seen on phones.</w:t>
+        <w:t>• Evidence: Retail and healthcare cannot simply shut down on Fridays without losing trade.</w:t>
       </w:r>
     </w:p>
     <w:p>
@@ -234,7 +234,7 @@
           <w:rFonts w:ascii="Arial" w:hAnsi="Arial"/>
           <w:sz w:val="20"/>
         </w:rPr>
-        <w:t>• Conclusion: A blended model supported by 'Digital Health Champions' is required for health equity.</w:t>
+        <w:t>• Conclusion: A compulsory 4-day week hurts parents; a flexible, optional model provides the best solution.</w:t>
       </w:r>
     </w:p>
     <w:sectPr>
